--- a/Documents/ST10480375_POE_PART_1_API_ENDPOINT_PLAN.docx
+++ b/Documents/ST10480375_POE_PART_1_API_ENDPOINT_PLAN.docx
@@ -3728,6 +3728,12 @@
                 <w:rFonts w:ascii="Calibri" w:hAnsi="Calibri" w:cs="Calibri"/>
               </w:rPr>
               <w:t>}/categories</w:t>
+            </w:r>
+            <w:r>
+              <w:rPr>
+                <w:rFonts w:ascii="Calibri" w:hAnsi="Calibri" w:cs="Calibri"/>
+              </w:rPr>
+              <w:t xml:space="preserve"> </w:t>
             </w:r>
           </w:p>
         </w:tc>
